--- a/_diffusione-opera/LETTERA_FONDAZIONE_ALDO_MORO.docx
+++ b/_diffusione-opera/LETTERA_FONDAZIONE_ALDO_MORO.docx
@@ -441,7 +441,85 @@
           <w:sz w:val="24"/>
           <w:szCs w:val="24"/>
         </w:rPr>
-        <w:t xml:space="preserve"> Non vi chiedo di leggere, valutare, patrocinare o conservare alcunché. Il corpus da cui la lettera nasce non contiene rivelazioni, non propone alcuna tesi sui fatti del 1978, non indica alcuna persona come responsabile di reato oltre il giudicato definitivo. Non è uno studio sul sequestro. È un elenco di domande d'archivio, ciascuna con la sede in cui andrebbe posta, e una di quelle domande riguarda una carta che potrebbe essere fra le vostre.</w:t>
+        <w:t xml:space="preserve"> Non vi chiedo di leggere, valutare, patrocinare o conservare alcunché. Il corpus da cui la lettera nasce non contiene rivelazioni e non aggiunge un fatto: è, per tredici dei suoi quattordici Libri, un elenco di domande d'archivio, ciascuna con la sede in cui andrebbe posta, e una di quelle domande riguarda una carta che potrebbe essere fra le vostre. Non è uno studio sul sequestro.</w:t>
+      </w:r>
+    </w:p>
+    <w:p>
+      <w:pPr>
+        <w:spacing w:after="120" w:line="276"/>
+        <w:jc w:val="both"/>
+      </w:pPr>
+      <w:r>
+        <w:rPr>
+          <w:rFonts w:ascii="Barlow Semi Condensed" w:cs="Barlow Semi Condensed" w:eastAsia="Barlow Semi Condensed" w:hAnsi="Barlow Semi Condensed"/>
+          <w:b/>
+          <w:bCs/>
+          <w:sz w:val="24"/>
+          <w:szCs w:val="24"/>
+        </w:rPr>
+        <w:t xml:space="preserve">Devo però dirvi subito ciò che rende inesatta, oggi, la formula che avrei usato un mese fa.</w:t>
+      </w:r>
+      <w:r>
+        <w:rPr>
+          <w:rFonts w:ascii="Barlow Semi Condensed" w:cs="Barlow Semi Condensed" w:eastAsia="Barlow Semi Condensed" w:hAnsi="Barlow Semi Condensed"/>
+          <w:sz w:val="24"/>
+          <w:szCs w:val="24"/>
+        </w:rPr>
+        <w:t xml:space="preserve"> Un solo Libro dei quattordici — un dossier d'autore anteriore al corpus, conservato per intero e non riscritto — nella seconda metà abbandona dichiaratamente la sospensione del giudizio e ordina secondo la plausibilità del coinvolgimento nel sequestro e nell'uccisione. Vi dico esattamente che cosa vi si trova, perché non lo scopriate da soli dopo aver letto da me che non c'era: è una graduatoria </w:t>
+      </w:r>
+      <w:r>
+        <w:rPr>
+          <w:rFonts w:ascii="Barlow Semi Condensed" w:cs="Barlow Semi Condensed" w:eastAsia="Barlow Semi Condensed" w:hAnsi="Barlow Semi Condensed"/>
+          <w:b/>
+          <w:bCs/>
+          <w:sz w:val="24"/>
+          <w:szCs w:val="24"/>
+        </w:rPr>
+        <w:t xml:space="preserve">di plausibilità e non di colpa</w:t>
+      </w:r>
+      <w:r>
+        <w:rPr>
+          <w:rFonts w:ascii="Barlow Semi Condensed" w:cs="Barlow Semi Condensed" w:eastAsia="Barlow Semi Condensed" w:hAnsi="Barlow Semi Condensed"/>
+          <w:sz w:val="24"/>
+          <w:szCs w:val="24"/>
+        </w:rPr>
+        <w:t xml:space="preserve">; </w:t>
+      </w:r>
+      <w:r>
+        <w:rPr>
+          <w:rFonts w:ascii="Barlow Semi Condensed" w:cs="Barlow Semi Condensed" w:eastAsia="Barlow Semi Condensed" w:hAnsi="Barlow Semi Condensed"/>
+          <w:b/>
+          <w:bCs/>
+          <w:sz w:val="24"/>
+          <w:szCs w:val="24"/>
+        </w:rPr>
+        <w:t xml:space="preserve">ordina categorie di soggetti e non nomi individuali</w:t>
+      </w:r>
+      <w:r>
+        <w:rPr>
+          <w:rFonts w:ascii="Barlow Semi Condensed" w:cs="Barlow Semi Condensed" w:eastAsia="Barlow Semi Condensed" w:hAnsi="Barlow Semi Condensed"/>
+          <w:sz w:val="24"/>
+          <w:szCs w:val="24"/>
+        </w:rPr>
+        <w:t xml:space="preserve"> — i condannati in via definitiva, gli apparati coinvolti nei depistaggi, i portatori d'interesse esterno tenuti al grado minimo; muove dal giudicato e </w:t>
+      </w:r>
+      <w:r>
+        <w:rPr>
+          <w:rFonts w:ascii="Barlow Semi Condensed" w:cs="Barlow Semi Condensed" w:eastAsia="Barlow Semi Condensed" w:hAnsi="Barlow Semi Condensed"/>
+          <w:b/>
+          <w:bCs/>
+          <w:sz w:val="24"/>
+          <w:szCs w:val="24"/>
+        </w:rPr>
+        <w:t xml:space="preserve">rifiuta di nominare un mandante esterno determinato</w:t>
+      </w:r>
+      <w:r>
+        <w:rPr>
+          <w:rFonts w:ascii="Barlow Semi Condensed" w:cs="Barlow Semi Condensed" w:eastAsia="Barlow Semi Condensed" w:hAnsi="Barlow Semi Condensed"/>
+          <w:sz w:val="24"/>
+          <w:szCs w:val="24"/>
+        </w:rPr>
+        <w:t xml:space="preserve">, perché la ricerca su quel punto ha dato per tre volte un esito negativo; ed è preceduta da una premessa che ribadisce, prima di ogni riga, la presunzione d'innocenza. Nelle quasi cinquemila parole di quelle pagine gli unici nomi propri di persona sono quello di Aldo Moro e quello dello studioso da cui un metodo prende nome. Gli altri tredici Libri si fermano al giudicato; la disciplina in copertina registra l'eccezione limitandola a quello solo; e quel Libro si apre con una nota che avverte chi legge.</w:t>
       </w:r>
     </w:p>
     <w:p>
@@ -1302,7 +1380,7 @@
           <w:sz w:val="24"/>
           <w:szCs w:val="24"/>
         </w:rPr>
-        <w:t xml:space="preserve"> — 667 indirizzi distinti per 1.002 citazioni. Se qualcosa di questo lavoro può servire a chi cura un'edizione critica, è quello, e va proposto separatamente e in altra forma.</w:t>
+        <w:t xml:space="preserve"> — 682 indirizzi distinti per 1.025 citazioni. Se qualcosa di questo lavoro può servire a chi cura un'edizione critica, è quello, e va proposto separatamente e in altra forma.</w:t>
       </w:r>
     </w:p>
     <w:p>

--- a/_diffusione-opera/LETTERA_FONDAZIONE_ALDO_MORO.docx
+++ b/_diffusione-opera/LETTERA_FONDAZIONE_ALDO_MORO.docx
@@ -1380,7 +1380,7 @@
           <w:sz w:val="24"/>
           <w:szCs w:val="24"/>
         </w:rPr>
-        <w:t xml:space="preserve"> — 682 indirizzi distinti per 1.025 citazioni. Se qualcosa di questo lavoro può servire a chi cura un'edizione critica, è quello, e va proposto separatamente e in altra forma.</w:t>
+        <w:t xml:space="preserve"> — 685 indirizzi distinti per 1.029 citazioni. Se qualcosa di questo lavoro può servire a chi cura un'edizione critica, è quello, e va proposto separatamente e in altra forma.</w:t>
       </w:r>
     </w:p>
     <w:p>

--- a/_diffusione-opera/LETTERA_FONDAZIONE_ALDO_MORO.docx
+++ b/_diffusione-opera/LETTERA_FONDAZIONE_ALDO_MORO.docx
@@ -39,6 +39,52 @@
         </w:pBdr>
         <w:spacing w:after="80"/>
       </w:pPr>
+    </w:p>
+    <w:p>
+      <w:pPr>
+        <w:pBdr>
+          <w:left w:val="single" w:color="1F3864" w:sz="18" w:space="8"/>
+        </w:pBdr>
+        <w:spacing w:after="80" w:before="80"/>
+        <w:ind w:left="360" w:right="360"/>
+        <w:jc w:val="both"/>
+      </w:pPr>
+      <w:r>
+        <w:rPr>
+          <w:rFonts w:ascii="Barlow Semi Condensed" w:cs="Barlow Semi Condensed" w:eastAsia="Barlow Semi Condensed" w:hAnsi="Barlow Semi Condensed"/>
+          <w:b/>
+          <w:bCs/>
+          <w:sz w:val="24"/>
+          <w:szCs w:val="24"/>
+        </w:rPr>
+        <w:t xml:space="preserve">Deposito pubblico.</w:t>
+      </w:r>
+      <w:r>
+        <w:rPr>
+          <w:rFonts w:ascii="Barlow Semi Condensed" w:cs="Barlow Semi Condensed" w:eastAsia="Barlow Semi Condensed" w:hAnsi="Barlow Semi Condensed"/>
+          <w:sz w:val="24"/>
+          <w:szCs w:val="24"/>
+        </w:rPr>
+        <w:t xml:space="preserve"> L'opera è depositata e citabile all'indirizzo </w:t>
+      </w:r>
+      <w:r>
+        <w:rPr>
+          <w:rFonts w:ascii="Barlow Semi Condensed" w:cs="Barlow Semi Condensed" w:eastAsia="Barlow Semi Condensed" w:hAnsi="Barlow Semi Condensed"/>
+          <w:b/>
+          <w:bCs/>
+          <w:sz w:val="24"/>
+          <w:szCs w:val="24"/>
+        </w:rPr>
+        <w:t xml:space="preserve">{{DOI}}</w:t>
+      </w:r>
+      <w:r>
+        <w:rPr>
+          <w:rFonts w:ascii="Barlow Semi Condensed" w:cs="Barlow Semi Condensed" w:eastAsia="Barlow Semi Condensed" w:hAnsi="Barlow Semi Condensed"/>
+          <w:sz w:val="24"/>
+          <w:szCs w:val="24"/>
+        </w:rPr>
+        <w:t xml:space="preserve">. Il manifesto delle impronte SHA-256 allegato consente di verificare che i file ricevuti siano quelli depositati.</w:t>
+      </w:r>
     </w:p>
     <w:p>
       <w:pPr>
